--- a/docs/reference-forms/output/TAI-FORM-C043-blank.docx
+++ b/docs/reference-forms/output/TAI-FORM-C043-blank.docx
@@ -252,7 +252,7 @@
                 <w:sz w:val="20"/>
                 <w:szCs w:val="20"/>
               </w:rPr>
-              <w:t xml:space="preserve">훈련 참여자/명단 참조: </w:t>
+              <w:t xml:space="preserve">참여/명단참조: </w:t>
             </w:r>
           </w:p>
         </w:tc>
